--- a/public/regolamento.docx
+++ b/public/regolamento.docx
@@ -3290,7 +3290,7 @@
                 <w:b w:val="false"/>
                 <w:bCs w:val="false"/>
               </w:rPr>
-              <w:t xml:space="preserve">Il possessore diventa immune da qualsiasi effetto di equipaggiamento o del tabellone, per il resto della partita.</w:t>
+              <w:t xml:space="preserve">Il possessore diventa immune da qualsiasi effetto di equipaggiamento o del tabellone per tutto il resto del turno in cui viene bersagliato (non nei turni successivi).</w:t>
             </w:r>
           </w:p>
         </w:tc>
